--- a/data/outputs/v2/Maths/SS1.3_Quadratic_Equations/Mathematics_Quadratic_Equations_FinalExplanation_TeacherKey.docx
+++ b/data/outputs/v2/Maths/SS1.3_Quadratic_Equations/Mathematics_Quadratic_Equations_FinalExplanation_TeacherKey.docx
@@ -1826,7 +1826,7 @@
         </w:rPr>
         <w:t xml:space="preserve">© 2026 SeaVuria and ARES. This work is licensed under a </w:t>
       </w:r>
-      <w:hyperlink w:history="1" r:id="rId5j6hgdfiibam6rninogvl">
+      <w:hyperlink w:history="1" r:id="rIdfyvyc0bvcslpwgwd2-xei">
         <w:r>
           <w:rPr>
             <w:rFonts w:ascii="Arial" w:cs="Arial" w:eastAsia="Arial" w:hAnsi="Arial"/>
@@ -1846,7 +1846,7 @@
         </w:rPr>
         <w:t xml:space="preserve"> (</w:t>
       </w:r>
-      <w:hyperlink w:history="1" r:id="rIdxek7ktspqgdbcmhkqyfkq">
+      <w:hyperlink w:history="1" r:id="rIdk66errf94ba8a_67f2typ">
         <w:r>
           <w:rPr>
             <w:rFonts w:ascii="Arial" w:cs="Arial" w:eastAsia="Arial" w:hAnsi="Arial"/>
@@ -1866,7 +1866,7 @@
         </w:rPr>
         <w:t xml:space="preserve">). To view a copy of this license, visit </w:t>
       </w:r>
-      <w:hyperlink w:history="1" r:id="rId6qpog05xmq4g857pcmnqz">
+      <w:hyperlink w:history="1" r:id="rIdzpvoi66qfubnwyvbajoea">
         <w:r>
           <w:rPr>
             <w:rFonts w:ascii="Arial" w:cs="Arial" w:eastAsia="Arial" w:hAnsi="Arial"/>

--- a/data/outputs/v2/Maths/SS1.3_Quadratic_Equations/Mathematics_Quadratic_Equations_FinalExplanation_TeacherKey.docx
+++ b/data/outputs/v2/Maths/SS1.3_Quadratic_Equations/Mathematics_Quadratic_Equations_FinalExplanation_TeacherKey.docx
@@ -1826,7 +1826,7 @@
         </w:rPr>
         <w:t xml:space="preserve">© 2026 SeaVuria and ARES. This work is licensed under a </w:t>
       </w:r>
-      <w:hyperlink w:history="1" r:id="rIdfyvyc0bvcslpwgwd2-xei">
+      <w:hyperlink w:history="1" r:id="rId7wkn30vuxqr4gyptr81pv">
         <w:r>
           <w:rPr>
             <w:rFonts w:ascii="Arial" w:cs="Arial" w:eastAsia="Arial" w:hAnsi="Arial"/>
@@ -1846,7 +1846,7 @@
         </w:rPr>
         <w:t xml:space="preserve"> (</w:t>
       </w:r>
-      <w:hyperlink w:history="1" r:id="rIdk66errf94ba8a_67f2typ">
+      <w:hyperlink w:history="1" r:id="rIdf4uns6hillaxz0hcwstih">
         <w:r>
           <w:rPr>
             <w:rFonts w:ascii="Arial" w:cs="Arial" w:eastAsia="Arial" w:hAnsi="Arial"/>
@@ -1866,7 +1866,7 @@
         </w:rPr>
         <w:t xml:space="preserve">). To view a copy of this license, visit </w:t>
       </w:r>
-      <w:hyperlink w:history="1" r:id="rIdzpvoi66qfubnwyvbajoea">
+      <w:hyperlink w:history="1" r:id="rIdphpcwdyoefoiyejotkesl">
         <w:r>
           <w:rPr>
             <w:rFonts w:ascii="Arial" w:cs="Arial" w:eastAsia="Arial" w:hAnsi="Arial"/>

--- a/data/outputs/v2/Maths/SS1.3_Quadratic_Equations/Mathematics_Quadratic_Equations_FinalExplanation_TeacherKey.docx
+++ b/data/outputs/v2/Maths/SS1.3_Quadratic_Equations/Mathematics_Quadratic_Equations_FinalExplanation_TeacherKey.docx
@@ -1826,7 +1826,7 @@
         </w:rPr>
         <w:t xml:space="preserve">© 2026 SeaVuria and ARES. This work is licensed under a </w:t>
       </w:r>
-      <w:hyperlink w:history="1" r:id="rId7wkn30vuxqr4gyptr81pv">
+      <w:hyperlink w:history="1" r:id="rId8616likhmuok8qqcqsvtd">
         <w:r>
           <w:rPr>
             <w:rFonts w:ascii="Arial" w:cs="Arial" w:eastAsia="Arial" w:hAnsi="Arial"/>
@@ -1846,7 +1846,7 @@
         </w:rPr>
         <w:t xml:space="preserve"> (</w:t>
       </w:r>
-      <w:hyperlink w:history="1" r:id="rIdf4uns6hillaxz0hcwstih">
+      <w:hyperlink w:history="1" r:id="rId-8dmqu40ep6inedjo4unc">
         <w:r>
           <w:rPr>
             <w:rFonts w:ascii="Arial" w:cs="Arial" w:eastAsia="Arial" w:hAnsi="Arial"/>
@@ -1866,7 +1866,7 @@
         </w:rPr>
         <w:t xml:space="preserve">). To view a copy of this license, visit </w:t>
       </w:r>
-      <w:hyperlink w:history="1" r:id="rIdphpcwdyoefoiyejotkesl">
+      <w:hyperlink w:history="1" r:id="rId4b9adbbecqcnboe4r-bqi">
         <w:r>
           <w:rPr>
             <w:rFonts w:ascii="Arial" w:cs="Arial" w:eastAsia="Arial" w:hAnsi="Arial"/>

--- a/data/outputs/v2/Maths/SS1.3_Quadratic_Equations/Mathematics_Quadratic_Equations_FinalExplanation_TeacherKey.docx
+++ b/data/outputs/v2/Maths/SS1.3_Quadratic_Equations/Mathematics_Quadratic_Equations_FinalExplanation_TeacherKey.docx
@@ -224,7 +224,7 @@
                 <w:sz w:val="18"/>
                 <w:szCs w:val="18"/>
               </w:rPr>
-              <w:t xml:space="preserve">Final Explanation: Planning the Githurai Harambee Hall. Driving question: How can we use quadratic equations to find unknown dimensions and quantities that help our community solve real planning problems, like building the Harambee hall in Githurai? Use what you observed and learned in Lessons 1 to 7 to answer each question in the space under it. Show every step of your working, write in full sentences when you explain, and always say what your answer means for the community. Use the Githurai hall data: the floor is a rectangle with an area of 120 m², the width is w and the length is w + 2. You may use a scientific calculator for Section 4.</w:t>
+              <w:t xml:space="preserve">Driving question: How can we use quadratic equations to find unknown dimensions and quantities that help our community solve real planning problems, like building the Harambee hall in Githurai? Use your Driving Question Board, your cumulative model poster and your notes from Lessons 1 to 7. Write your answers in the space under each prompt. Show your working clearly, use the units m, m2, KES and s, and check every solution in its context. Round decimals to 2 d.p. in final answers. Write in full sentences where a prompt asks you to explain.</w:t>
             </w:r>
           </w:p>
         </w:tc>
@@ -285,7 +285,7 @@
                 <w:sz w:val="22"/>
                 <w:szCs w:val="22"/>
               </w:rPr>
-              <w:t xml:space="preserve">Section 1: Why a linear equation is not enough</w:t>
+              <w:t xml:space="preserve">Part 1: Why the committee got stuck</w:t>
             </w:r>
           </w:p>
         </w:tc>
@@ -319,7 +319,671 @@
                 <w:sz w:val="18"/>
                 <w:szCs w:val="18"/>
               </w:rPr>
-              <w:t xml:space="preserve">The Githurai committee wants a rectangular hall floor of area 120 m², with the length 2 m more than the width w. (a) Write an equation for the area in terms of w. (b) Expand it and write it in the form ax² + bx + c = 0. State the values of a, b and c. (c) Explain why trial-and-error and linear equation methods did not work cleanly for the committee. How is this equation different from a linear equation?</w:t>
+              <w:t xml:space="preserve">The Githurai committee drew a sketch on manila paper: a rectangular hall with width = w, length = w + 2 and Area = 120 m2. (a) Write the area as an equation in w and expand it into the form ax^2 + bx + c = 0. State a, b and c. (b) The committee also tried the perimeter 2(w + w + 2). Write it in simplest form. Compare it with the area equation: which one is linear and which one is quadratic, and why does this explain why the committee could not find w using a linear equation? (c) Look at the trial-and-error table below and explain why guessing is not a reliable method.</w:t>
+            </w:r>
+          </w:p>
+          <w:p>
+            <w:pPr>
+              <w:spacing w:after="40" w:before="0"/>
+              <w:jc w:val="left"/>
+            </w:pPr>
+            <w:r>
+              <w:rPr>
+                <w:rFonts w:ascii="Arial" w:cs="Arial" w:eastAsia="Arial" w:hAnsi="Arial"/>
+                <w:b/>
+                <w:bCs/>
+                <w:i w:val="false"/>
+                <w:iCs w:val="false"/>
+                <w:color w:val="000000"/>
+                <w:sz w:val="18"/>
+                <w:szCs w:val="18"/>
+              </w:rPr>
+              <w:t xml:space="preserve"/>
+            </w:r>
+          </w:p>
+          <w:tbl>
+            <w:tblPr>
+              <w:tblW w:type="dxa" w:w="2640"/>
+              <w:tblBorders>
+                <w:top w:val="single" w:color="AAAAAA" w:sz="4"/>
+                <w:left w:val="single" w:color="AAAAAA" w:sz="4"/>
+                <w:bottom w:val="single" w:color="AAAAAA" w:sz="4"/>
+                <w:right w:val="single" w:color="AAAAAA" w:sz="4"/>
+                <w:insideH w:val="single" w:color="auto" w:sz="4"/>
+                <w:insideV w:val="single" w:color="auto" w:sz="4"/>
+              </w:tblBorders>
+              <w:tblLayout w:type="fixed"/>
+            </w:tblPr>
+            <w:tblGrid>
+              <w:gridCol w:w="880"/>
+              <w:gridCol w:w="880"/>
+              <w:gridCol w:w="880"/>
+            </w:tblGrid>
+            <w:tr>
+              <w:tc>
+                <w:tcPr>
+                  <w:tcW w:type="dxa" w:w="880"/>
+                  <w:shd w:fill="D5E8F0" w:color="auto" w:val="clear"/>
+                  <w:tcMar>
+                    <w:top w:type="dxa" w:w="60"/>
+                    <w:left w:type="dxa" w:w="120"/>
+                    <w:bottom w:type="dxa" w:w="60"/>
+                    <w:right w:type="dxa" w:w="120"/>
+                  </w:tcMar>
+                  <w:vAlign w:val="top"/>
+                </w:tcPr>
+                <w:p>
+                  <w:pPr>
+                    <w:spacing w:after="40" w:before="0"/>
+                    <w:jc w:val="left"/>
+                  </w:pPr>
+                  <w:r>
+                    <w:rPr>
+                      <w:rFonts w:ascii="Arial" w:cs="Arial" w:eastAsia="Arial" w:hAnsi="Arial"/>
+                      <w:b/>
+                      <w:bCs/>
+                      <w:i w:val="false"/>
+                      <w:iCs w:val="false"/>
+                      <w:color w:val="000000"/>
+                      <w:sz w:val="18"/>
+                      <w:szCs w:val="18"/>
+                    </w:rPr>
+                    <w:t xml:space="preserve">w (m)</w:t>
+                  </w:r>
+                </w:p>
+              </w:tc>
+              <w:tc>
+                <w:tcPr>
+                  <w:tcW w:type="dxa" w:w="880"/>
+                  <w:shd w:fill="D5E8F0" w:color="auto" w:val="clear"/>
+                  <w:tcMar>
+                    <w:top w:type="dxa" w:w="60"/>
+                    <w:left w:type="dxa" w:w="120"/>
+                    <w:bottom w:type="dxa" w:w="60"/>
+                    <w:right w:type="dxa" w:w="120"/>
+                  </w:tcMar>
+                  <w:vAlign w:val="top"/>
+                </w:tcPr>
+                <w:p>
+                  <w:pPr>
+                    <w:spacing w:after="40" w:before="0"/>
+                    <w:jc w:val="left"/>
+                  </w:pPr>
+                  <w:r>
+                    <w:rPr>
+                      <w:rFonts w:ascii="Arial" w:cs="Arial" w:eastAsia="Arial" w:hAnsi="Arial"/>
+                      <w:b/>
+                      <w:bCs/>
+                      <w:i w:val="false"/>
+                      <w:iCs w:val="false"/>
+                      <w:color w:val="000000"/>
+                      <w:sz w:val="18"/>
+                      <w:szCs w:val="18"/>
+                    </w:rPr>
+                    <w:t xml:space="preserve">Length (m)</w:t>
+                  </w:r>
+                </w:p>
+              </w:tc>
+              <w:tc>
+                <w:tcPr>
+                  <w:tcW w:type="dxa" w:w="880"/>
+                  <w:shd w:fill="D5E8F0" w:color="auto" w:val="clear"/>
+                  <w:tcMar>
+                    <w:top w:type="dxa" w:w="60"/>
+                    <w:left w:type="dxa" w:w="120"/>
+                    <w:bottom w:type="dxa" w:w="60"/>
+                    <w:right w:type="dxa" w:w="120"/>
+                  </w:tcMar>
+                  <w:vAlign w:val="top"/>
+                </w:tcPr>
+                <w:p>
+                  <w:pPr>
+                    <w:spacing w:after="40" w:before="0"/>
+                    <w:jc w:val="left"/>
+                  </w:pPr>
+                  <w:r>
+                    <w:rPr>
+                      <w:rFonts w:ascii="Arial" w:cs="Arial" w:eastAsia="Arial" w:hAnsi="Arial"/>
+                      <w:b/>
+                      <w:bCs/>
+                      <w:i w:val="false"/>
+                      <w:iCs w:val="false"/>
+                      <w:color w:val="000000"/>
+                      <w:sz w:val="18"/>
+                      <w:szCs w:val="18"/>
+                    </w:rPr>
+                    <w:t xml:space="preserve">Area (m2)</w:t>
+                  </w:r>
+                </w:p>
+              </w:tc>
+            </w:tr>
+            <w:tr>
+              <w:tc>
+                <w:tcPr>
+                  <w:tcW w:type="dxa" w:w="880"/>
+                  <w:shd w:fill="FFFFFF" w:color="auto" w:val="clear"/>
+                  <w:tcMar>
+                    <w:top w:type="dxa" w:w="60"/>
+                    <w:left w:type="dxa" w:w="120"/>
+                    <w:bottom w:type="dxa" w:w="60"/>
+                    <w:right w:type="dxa" w:w="120"/>
+                  </w:tcMar>
+                  <w:vAlign w:val="top"/>
+                </w:tcPr>
+                <w:p>
+                  <w:pPr>
+                    <w:spacing w:after="40" w:before="0"/>
+                    <w:jc w:val="left"/>
+                  </w:pPr>
+                  <w:r>
+                    <w:rPr>
+                      <w:rFonts w:ascii="Arial" w:cs="Arial" w:eastAsia="Arial" w:hAnsi="Arial"/>
+                      <w:b w:val="false"/>
+                      <w:bCs w:val="false"/>
+                      <w:i w:val="false"/>
+                      <w:iCs w:val="false"/>
+                      <w:color w:val="000000"/>
+                      <w:sz w:val="18"/>
+                      <w:szCs w:val="18"/>
+                    </w:rPr>
+                    <w:t xml:space="preserve">8</w:t>
+                  </w:r>
+                </w:p>
+              </w:tc>
+              <w:tc>
+                <w:tcPr>
+                  <w:tcW w:type="dxa" w:w="880"/>
+                  <w:shd w:fill="FFFFFF" w:color="auto" w:val="clear"/>
+                  <w:tcMar>
+                    <w:top w:type="dxa" w:w="60"/>
+                    <w:left w:type="dxa" w:w="120"/>
+                    <w:bottom w:type="dxa" w:w="60"/>
+                    <w:right w:type="dxa" w:w="120"/>
+                  </w:tcMar>
+                  <w:vAlign w:val="top"/>
+                </w:tcPr>
+                <w:p>
+                  <w:pPr>
+                    <w:spacing w:after="40" w:before="0"/>
+                    <w:jc w:val="left"/>
+                  </w:pPr>
+                  <w:r>
+                    <w:rPr>
+                      <w:rFonts w:ascii="Arial" w:cs="Arial" w:eastAsia="Arial" w:hAnsi="Arial"/>
+                      <w:b w:val="false"/>
+                      <w:bCs w:val="false"/>
+                      <w:i w:val="false"/>
+                      <w:iCs w:val="false"/>
+                      <w:color w:val="000000"/>
+                      <w:sz w:val="18"/>
+                      <w:szCs w:val="18"/>
+                    </w:rPr>
+                    <w:t xml:space="preserve">10</w:t>
+                  </w:r>
+                </w:p>
+              </w:tc>
+              <w:tc>
+                <w:tcPr>
+                  <w:tcW w:type="dxa" w:w="880"/>
+                  <w:shd w:fill="FFFFFF" w:color="auto" w:val="clear"/>
+                  <w:tcMar>
+                    <w:top w:type="dxa" w:w="60"/>
+                    <w:left w:type="dxa" w:w="120"/>
+                    <w:bottom w:type="dxa" w:w="60"/>
+                    <w:right w:type="dxa" w:w="120"/>
+                  </w:tcMar>
+                  <w:vAlign w:val="top"/>
+                </w:tcPr>
+                <w:p>
+                  <w:pPr>
+                    <w:spacing w:after="40" w:before="0"/>
+                    <w:jc w:val="left"/>
+                  </w:pPr>
+                  <w:r>
+                    <w:rPr>
+                      <w:rFonts w:ascii="Arial" w:cs="Arial" w:eastAsia="Arial" w:hAnsi="Arial"/>
+                      <w:b w:val="false"/>
+                      <w:bCs w:val="false"/>
+                      <w:i w:val="false"/>
+                      <w:iCs w:val="false"/>
+                      <w:color w:val="000000"/>
+                      <w:sz w:val="18"/>
+                      <w:szCs w:val="18"/>
+                    </w:rPr>
+                    <w:t xml:space="preserve">80</w:t>
+                  </w:r>
+                </w:p>
+              </w:tc>
+            </w:tr>
+            <w:tr>
+              <w:tc>
+                <w:tcPr>
+                  <w:tcW w:type="dxa" w:w="880"/>
+                  <w:shd w:fill="FFFFFF" w:color="auto" w:val="clear"/>
+                  <w:tcMar>
+                    <w:top w:type="dxa" w:w="60"/>
+                    <w:left w:type="dxa" w:w="120"/>
+                    <w:bottom w:type="dxa" w:w="60"/>
+                    <w:right w:type="dxa" w:w="120"/>
+                  </w:tcMar>
+                  <w:vAlign w:val="top"/>
+                </w:tcPr>
+                <w:p>
+                  <w:pPr>
+                    <w:spacing w:after="40" w:before="0"/>
+                    <w:jc w:val="left"/>
+                  </w:pPr>
+                  <w:r>
+                    <w:rPr>
+                      <w:rFonts w:ascii="Arial" w:cs="Arial" w:eastAsia="Arial" w:hAnsi="Arial"/>
+                      <w:b w:val="false"/>
+                      <w:bCs w:val="false"/>
+                      <w:i w:val="false"/>
+                      <w:iCs w:val="false"/>
+                      <w:color w:val="000000"/>
+                      <w:sz w:val="18"/>
+                      <w:szCs w:val="18"/>
+                    </w:rPr>
+                    <w:t xml:space="preserve">9</w:t>
+                  </w:r>
+                </w:p>
+              </w:tc>
+              <w:tc>
+                <w:tcPr>
+                  <w:tcW w:type="dxa" w:w="880"/>
+                  <w:shd w:fill="FFFFFF" w:color="auto" w:val="clear"/>
+                  <w:tcMar>
+                    <w:top w:type="dxa" w:w="60"/>
+                    <w:left w:type="dxa" w:w="120"/>
+                    <w:bottom w:type="dxa" w:w="60"/>
+                    <w:right w:type="dxa" w:w="120"/>
+                  </w:tcMar>
+                  <w:vAlign w:val="top"/>
+                </w:tcPr>
+                <w:p>
+                  <w:pPr>
+                    <w:spacing w:after="40" w:before="0"/>
+                    <w:jc w:val="left"/>
+                  </w:pPr>
+                  <w:r>
+                    <w:rPr>
+                      <w:rFonts w:ascii="Arial" w:cs="Arial" w:eastAsia="Arial" w:hAnsi="Arial"/>
+                      <w:b w:val="false"/>
+                      <w:bCs w:val="false"/>
+                      <w:i w:val="false"/>
+                      <w:iCs w:val="false"/>
+                      <w:color w:val="000000"/>
+                      <w:sz w:val="18"/>
+                      <w:szCs w:val="18"/>
+                    </w:rPr>
+                    <w:t xml:space="preserve">11</w:t>
+                  </w:r>
+                </w:p>
+              </w:tc>
+              <w:tc>
+                <w:tcPr>
+                  <w:tcW w:type="dxa" w:w="880"/>
+                  <w:shd w:fill="FFFFFF" w:color="auto" w:val="clear"/>
+                  <w:tcMar>
+                    <w:top w:type="dxa" w:w="60"/>
+                    <w:left w:type="dxa" w:w="120"/>
+                    <w:bottom w:type="dxa" w:w="60"/>
+                    <w:right w:type="dxa" w:w="120"/>
+                  </w:tcMar>
+                  <w:vAlign w:val="top"/>
+                </w:tcPr>
+                <w:p>
+                  <w:pPr>
+                    <w:spacing w:after="40" w:before="0"/>
+                    <w:jc w:val="left"/>
+                  </w:pPr>
+                  <w:r>
+                    <w:rPr>
+                      <w:rFonts w:ascii="Arial" w:cs="Arial" w:eastAsia="Arial" w:hAnsi="Arial"/>
+                      <w:b w:val="false"/>
+                      <w:bCs w:val="false"/>
+                      <w:i w:val="false"/>
+                      <w:iCs w:val="false"/>
+                      <w:color w:val="000000"/>
+                      <w:sz w:val="18"/>
+                      <w:szCs w:val="18"/>
+                    </w:rPr>
+                    <w:t xml:space="preserve">99</w:t>
+                  </w:r>
+                </w:p>
+              </w:tc>
+            </w:tr>
+            <w:tr>
+              <w:tc>
+                <w:tcPr>
+                  <w:tcW w:type="dxa" w:w="880"/>
+                  <w:shd w:fill="FFFFFF" w:color="auto" w:val="clear"/>
+                  <w:tcMar>
+                    <w:top w:type="dxa" w:w="60"/>
+                    <w:left w:type="dxa" w:w="120"/>
+                    <w:bottom w:type="dxa" w:w="60"/>
+                    <w:right w:type="dxa" w:w="120"/>
+                  </w:tcMar>
+                  <w:vAlign w:val="top"/>
+                </w:tcPr>
+                <w:p>
+                  <w:pPr>
+                    <w:spacing w:after="40" w:before="0"/>
+                    <w:jc w:val="left"/>
+                  </w:pPr>
+                  <w:r>
+                    <w:rPr>
+                      <w:rFonts w:ascii="Arial" w:cs="Arial" w:eastAsia="Arial" w:hAnsi="Arial"/>
+                      <w:b w:val="false"/>
+                      <w:bCs w:val="false"/>
+                      <w:i w:val="false"/>
+                      <w:iCs w:val="false"/>
+                      <w:color w:val="000000"/>
+                      <w:sz w:val="18"/>
+                      <w:szCs w:val="18"/>
+                    </w:rPr>
+                    <w:t xml:space="preserve">10</w:t>
+                  </w:r>
+                </w:p>
+              </w:tc>
+              <w:tc>
+                <w:tcPr>
+                  <w:tcW w:type="dxa" w:w="880"/>
+                  <w:shd w:fill="FFFFFF" w:color="auto" w:val="clear"/>
+                  <w:tcMar>
+                    <w:top w:type="dxa" w:w="60"/>
+                    <w:left w:type="dxa" w:w="120"/>
+                    <w:bottom w:type="dxa" w:w="60"/>
+                    <w:right w:type="dxa" w:w="120"/>
+                  </w:tcMar>
+                  <w:vAlign w:val="top"/>
+                </w:tcPr>
+                <w:p>
+                  <w:pPr>
+                    <w:spacing w:after="40" w:before="0"/>
+                    <w:jc w:val="left"/>
+                  </w:pPr>
+                  <w:r>
+                    <w:rPr>
+                      <w:rFonts w:ascii="Arial" w:cs="Arial" w:eastAsia="Arial" w:hAnsi="Arial"/>
+                      <w:b w:val="false"/>
+                      <w:bCs w:val="false"/>
+                      <w:i w:val="false"/>
+                      <w:iCs w:val="false"/>
+                      <w:color w:val="000000"/>
+                      <w:sz w:val="18"/>
+                      <w:szCs w:val="18"/>
+                    </w:rPr>
+                    <w:t xml:space="preserve">12</w:t>
+                  </w:r>
+                </w:p>
+              </w:tc>
+              <w:tc>
+                <w:tcPr>
+                  <w:tcW w:type="dxa" w:w="880"/>
+                  <w:shd w:fill="FFFFFF" w:color="auto" w:val="clear"/>
+                  <w:tcMar>
+                    <w:top w:type="dxa" w:w="60"/>
+                    <w:left w:type="dxa" w:w="120"/>
+                    <w:bottom w:type="dxa" w:w="60"/>
+                    <w:right w:type="dxa" w:w="120"/>
+                  </w:tcMar>
+                  <w:vAlign w:val="top"/>
+                </w:tcPr>
+                <w:p>
+                  <w:pPr>
+                    <w:spacing w:after="40" w:before="0"/>
+                    <w:jc w:val="left"/>
+                  </w:pPr>
+                  <w:r>
+                    <w:rPr>
+                      <w:rFonts w:ascii="Arial" w:cs="Arial" w:eastAsia="Arial" w:hAnsi="Arial"/>
+                      <w:b w:val="false"/>
+                      <w:bCs w:val="false"/>
+                      <w:i w:val="false"/>
+                      <w:iCs w:val="false"/>
+                      <w:color w:val="000000"/>
+                      <w:sz w:val="18"/>
+                      <w:szCs w:val="18"/>
+                    </w:rPr>
+                    <w:t xml:space="preserve">120</w:t>
+                  </w:r>
+                </w:p>
+              </w:tc>
+            </w:tr>
+            <w:tr>
+              <w:tc>
+                <w:tcPr>
+                  <w:tcW w:type="dxa" w:w="880"/>
+                  <w:shd w:fill="FFFFFF" w:color="auto" w:val="clear"/>
+                  <w:tcMar>
+                    <w:top w:type="dxa" w:w="60"/>
+                    <w:left w:type="dxa" w:w="120"/>
+                    <w:bottom w:type="dxa" w:w="60"/>
+                    <w:right w:type="dxa" w:w="120"/>
+                  </w:tcMar>
+                  <w:vAlign w:val="top"/>
+                </w:tcPr>
+                <w:p>
+                  <w:pPr>
+                    <w:spacing w:after="40" w:before="0"/>
+                    <w:jc w:val="left"/>
+                  </w:pPr>
+                  <w:r>
+                    <w:rPr>
+                      <w:rFonts w:ascii="Arial" w:cs="Arial" w:eastAsia="Arial" w:hAnsi="Arial"/>
+                      <w:b w:val="false"/>
+                      <w:bCs w:val="false"/>
+                      <w:i w:val="false"/>
+                      <w:iCs w:val="false"/>
+                      <w:color w:val="000000"/>
+                      <w:sz w:val="18"/>
+                      <w:szCs w:val="18"/>
+                    </w:rPr>
+                    <w:t xml:space="preserve">11</w:t>
+                  </w:r>
+                </w:p>
+              </w:tc>
+              <w:tc>
+                <w:tcPr>
+                  <w:tcW w:type="dxa" w:w="880"/>
+                  <w:shd w:fill="FFFFFF" w:color="auto" w:val="clear"/>
+                  <w:tcMar>
+                    <w:top w:type="dxa" w:w="60"/>
+                    <w:left w:type="dxa" w:w="120"/>
+                    <w:bottom w:type="dxa" w:w="60"/>
+                    <w:right w:type="dxa" w:w="120"/>
+                  </w:tcMar>
+                  <w:vAlign w:val="top"/>
+                </w:tcPr>
+                <w:p>
+                  <w:pPr>
+                    <w:spacing w:after="40" w:before="0"/>
+                    <w:jc w:val="left"/>
+                  </w:pPr>
+                  <w:r>
+                    <w:rPr>
+                      <w:rFonts w:ascii="Arial" w:cs="Arial" w:eastAsia="Arial" w:hAnsi="Arial"/>
+                      <w:b w:val="false"/>
+                      <w:bCs w:val="false"/>
+                      <w:i w:val="false"/>
+                      <w:iCs w:val="false"/>
+                      <w:color w:val="000000"/>
+                      <w:sz w:val="18"/>
+                      <w:szCs w:val="18"/>
+                    </w:rPr>
+                    <w:t xml:space="preserve">13</w:t>
+                  </w:r>
+                </w:p>
+              </w:tc>
+              <w:tc>
+                <w:tcPr>
+                  <w:tcW w:type="dxa" w:w="880"/>
+                  <w:shd w:fill="FFFFFF" w:color="auto" w:val="clear"/>
+                  <w:tcMar>
+                    <w:top w:type="dxa" w:w="60"/>
+                    <w:left w:type="dxa" w:w="120"/>
+                    <w:bottom w:type="dxa" w:w="60"/>
+                    <w:right w:type="dxa" w:w="120"/>
+                  </w:tcMar>
+                  <w:vAlign w:val="top"/>
+                </w:tcPr>
+                <w:p>
+                  <w:pPr>
+                    <w:spacing w:after="40" w:before="0"/>
+                    <w:jc w:val="left"/>
+                  </w:pPr>
+                  <w:r>
+                    <w:rPr>
+                      <w:rFonts w:ascii="Arial" w:cs="Arial" w:eastAsia="Arial" w:hAnsi="Arial"/>
+                      <w:b w:val="false"/>
+                      <w:bCs w:val="false"/>
+                      <w:i w:val="false"/>
+                      <w:iCs w:val="false"/>
+                      <w:color w:val="000000"/>
+                      <w:sz w:val="18"/>
+                      <w:szCs w:val="18"/>
+                    </w:rPr>
+                    <w:t xml:space="preserve">143</w:t>
+                  </w:r>
+                </w:p>
+              </w:tc>
+            </w:tr>
+            <w:tr>
+              <w:tc>
+                <w:tcPr>
+                  <w:tcW w:type="dxa" w:w="880"/>
+                  <w:shd w:fill="FFFFFF" w:color="auto" w:val="clear"/>
+                  <w:tcMar>
+                    <w:top w:type="dxa" w:w="60"/>
+                    <w:left w:type="dxa" w:w="120"/>
+                    <w:bottom w:type="dxa" w:w="60"/>
+                    <w:right w:type="dxa" w:w="120"/>
+                  </w:tcMar>
+                  <w:vAlign w:val="top"/>
+                </w:tcPr>
+                <w:p>
+                  <w:pPr>
+                    <w:spacing w:after="40" w:before="0"/>
+                    <w:jc w:val="left"/>
+                  </w:pPr>
+                  <w:r>
+                    <w:rPr>
+                      <w:rFonts w:ascii="Arial" w:cs="Arial" w:eastAsia="Arial" w:hAnsi="Arial"/>
+                      <w:b w:val="false"/>
+                      <w:bCs w:val="false"/>
+                      <w:i w:val="false"/>
+                      <w:iCs w:val="false"/>
+                      <w:color w:val="000000"/>
+                      <w:sz w:val="18"/>
+                      <w:szCs w:val="18"/>
+                    </w:rPr>
+                    <w:t xml:space="preserve">12</w:t>
+                  </w:r>
+                </w:p>
+              </w:tc>
+              <w:tc>
+                <w:tcPr>
+                  <w:tcW w:type="dxa" w:w="880"/>
+                  <w:shd w:fill="FFFFFF" w:color="auto" w:val="clear"/>
+                  <w:tcMar>
+                    <w:top w:type="dxa" w:w="60"/>
+                    <w:left w:type="dxa" w:w="120"/>
+                    <w:bottom w:type="dxa" w:w="60"/>
+                    <w:right w:type="dxa" w:w="120"/>
+                  </w:tcMar>
+                  <w:vAlign w:val="top"/>
+                </w:tcPr>
+                <w:p>
+                  <w:pPr>
+                    <w:spacing w:after="40" w:before="0"/>
+                    <w:jc w:val="left"/>
+                  </w:pPr>
+                  <w:r>
+                    <w:rPr>
+                      <w:rFonts w:ascii="Arial" w:cs="Arial" w:eastAsia="Arial" w:hAnsi="Arial"/>
+                      <w:b w:val="false"/>
+                      <w:bCs w:val="false"/>
+                      <w:i w:val="false"/>
+                      <w:iCs w:val="false"/>
+                      <w:color w:val="000000"/>
+                      <w:sz w:val="18"/>
+                      <w:szCs w:val="18"/>
+                    </w:rPr>
+                    <w:t xml:space="preserve">14</w:t>
+                  </w:r>
+                </w:p>
+              </w:tc>
+              <w:tc>
+                <w:tcPr>
+                  <w:tcW w:type="dxa" w:w="880"/>
+                  <w:shd w:fill="FFFFFF" w:color="auto" w:val="clear"/>
+                  <w:tcMar>
+                    <w:top w:type="dxa" w:w="60"/>
+                    <w:left w:type="dxa" w:w="120"/>
+                    <w:bottom w:type="dxa" w:w="60"/>
+                    <w:right w:type="dxa" w:w="120"/>
+                  </w:tcMar>
+                  <w:vAlign w:val="top"/>
+                </w:tcPr>
+                <w:p>
+                  <w:pPr>
+                    <w:spacing w:after="40" w:before="0"/>
+                    <w:jc w:val="left"/>
+                  </w:pPr>
+                  <w:r>
+                    <w:rPr>
+                      <w:rFonts w:ascii="Arial" w:cs="Arial" w:eastAsia="Arial" w:hAnsi="Arial"/>
+                      <w:b w:val="false"/>
+                      <w:bCs w:val="false"/>
+                      <w:i w:val="false"/>
+                      <w:iCs w:val="false"/>
+                      <w:color w:val="000000"/>
+                      <w:sz w:val="18"/>
+                      <w:szCs w:val="18"/>
+                    </w:rPr>
+                    <w:t xml:space="preserve">168</w:t>
+                  </w:r>
+                </w:p>
+              </w:tc>
+            </w:tr>
+          </w:tbl>
+          <w:p>
+            <w:pPr>
+              <w:spacing w:after="60" w:before="0"/>
+              <w:jc w:val="left"/>
+            </w:pPr>
+            <w:r>
+              <w:rPr>
+                <w:rFonts w:ascii="Arial" w:cs="Arial" w:eastAsia="Arial" w:hAnsi="Arial"/>
+                <w:b w:val="false"/>
+                <w:bCs w:val="false"/>
+                <w:i w:val="false"/>
+                <w:iCs w:val="false"/>
+                <w:color w:val="000000"/>
+                <w:sz w:val="18"/>
+                <w:szCs w:val="18"/>
+              </w:rPr>
+              <w:t xml:space="preserve"/>
+            </w:r>
+          </w:p>
+          <w:p>
+            <w:pPr>
+              <w:spacing w:after="60" w:before="0"/>
+              <w:jc w:val="left"/>
+            </w:pPr>
+            <w:r>
+              <w:rPr>
+                <w:rFonts w:ascii="Arial" w:cs="Arial" w:eastAsia="Arial" w:hAnsi="Arial"/>
+                <w:b w:val="false"/>
+                <w:bCs w:val="false"/>
+                <w:i w:val="false"/>
+                <w:iCs w:val="false"/>
+                <w:color w:val="000000"/>
+                <w:sz w:val="18"/>
+                <w:szCs w:val="18"/>
+              </w:rPr>
+              <w:t xml:space="preserve"/>
             </w:r>
           </w:p>
         </w:tc>
@@ -351,7 +1015,7 @@
                 <w:sz w:val="18"/>
                 <w:szCs w:val="18"/>
               </w:rPr>
-              <w:t xml:space="preserve">(a) Area = length × width, so w(w + 2) = 120. (b) Expanding with the distributive law: w² + 2w = 120. Moving 120 to the left: w² + 2w − 120 = 0. This is in the form ax² + bx + c = 0 with a = 1, b = 2 and c = −120. (c) Trial-and-error only gave us a table of (w, Area) pairs and we had to keep guessing. A linear equation cannot be used because w is multiplied by itself, which produces a w² term. We cannot isolate w with one-step inverse operations such as adding, subtracting, multiplying or dividing. A linear equation has w only to the power 1, while a quadratic equation has a highest power of 2. A quadratic equation is therefore needed, with new methods of solving it.</w:t>
+              <w:t xml:space="preserve">(a) Area = w(w + 2) = 120, so w^2 + 2w = 120, which gives w^2 + 2w - 120 = 0. In the general form ax^2 + bx + c = 0, a = 1, b = 2 and c = -120. (b) Perimeter = 2(w + w + 2) = 4w + 4. This is linear because the highest power of w is 1. The area equation is quadratic because the highest power of w is 2. The area has w multiplied by w, which gives a w^2 term, so a linear equation cannot solve it. The perimeter 4w + 4 is linear but it does not give the area. (c) The table shows that w = 10 gives exactly 120 m2, but we only found it because we tried that value. The areas 80, 99, 120, 143 and 168 grow by different amounts, so there is no simple pattern to predict the answer. Guessing works only if we are lucky, and it would not work if the answer were not a whole number. We need a method that works for quadratic equations.</w:t>
             </w:r>
           </w:p>
         </w:tc>
@@ -412,7 +1076,7 @@
                 <w:sz w:val="22"/>
                 <w:szCs w:val="22"/>
               </w:rPr>
-              <w:t xml:space="preserve">Section 2: Solving the hall problem by factorisation</w:t>
+              <w:t xml:space="preserve">Part 2: Expanding and factorising</w:t>
             </w:r>
           </w:p>
         </w:tc>
@@ -446,7 +1110,7 @@
                 <w:sz w:val="18"/>
                 <w:szCs w:val="18"/>
               </w:rPr>
-              <w:t xml:space="preserve">(a) Factorise w² + 2w − 120 = 0. Explain how you chose your two numbers. (b) Use the Zero Product Property to find the values of w. (c) Which value will the committee use for the width, and why? State the length of the hall. (d) Check that your dimensions give an area of 120 m².</w:t>
+              <w:t xml:space="preserve">(a) A Kericho tea farmer fences a plot of length (x + 5) m and width (x + 3) m. Expand the area (x + 5)(x + 3) using the distributive law or FOIL, and write the fencing perimeter in simplest form. Which of the two has an x^2 term, and why? (b) Expand (2x - 1)(3x + 4). (c) Factorise the hall expression w^2 + 2w - 120 into two brackets. Explain how you found the two numbers you needed, and show how you can check your answer. (d) Explain how expanding and factorising are connected.</w:t>
             </w:r>
           </w:p>
         </w:tc>
@@ -478,7 +1142,7 @@
                 <w:sz w:val="18"/>
                 <w:szCs w:val="18"/>
               </w:rPr>
-              <w:t xml:space="preserve">(a) I need two numbers that multiply to −120 and add to +2. These are +12 and −10, because 12 × (−10) = −120 and 12 + (−10) = 2. So (w + 12)(w − 10) = 0. (b) Zero Product Property: if two factors multiply to give zero, at least one factor must equal zero. So w + 12 = 0 gives w = −12, or w − 10 = 0 gives w = 10. (c) The width is a physical measurement, so a negative value is rejected. The committee should use w = 10 m. The length is w + 2 = 12 m. (d) Check: 10 × 12 = 120 m², which matches the required area. Both w = 10 and w = −12 make the equation true, but only w = 10 makes sense for the hall.</w:t>
+              <w:t xml:space="preserve">(a) Area = (x + 5)(x + 3) = x^2 + 3x + 5x + 15 = x^2 + 8x + 15 m2. Perimeter = 2[(x + 5) + (x + 3)] = 4x + 16 m. The area has an x^2 term because one length that contains x is multiplied by another length that contains x. The perimeter only adds lengths, so it stays linear. (b) (2x - 1)(3x + 4) = 6x^2 + 8x - 3x - 4 = 6x^2 + 5x - 4. (c) We need two numbers with product -120 and sum 2. The pair 12 and -10 works because 12 x (-10) = -120 and 12 + (-10) = 2. So w^2 + 2w - 120 = (w + 12)(w - 10). Check by expanding: w^2 - 10w + 12w - 120 = w^2 + 2w - 120, which matches. (d) Factorising is the reverse of expanding. Expanding turns a product of brackets into ax^2 + bx + c, and factorising writes ax^2 + bx + c as a product of brackets again. We can check any factorisation by expanding it.</w:t>
             </w:r>
           </w:p>
         </w:tc>
@@ -539,7 +1203,7 @@
                 <w:sz w:val="22"/>
                 <w:szCs w:val="22"/>
               </w:rPr>
-              <w:t xml:space="preserve">Section 3: Three methods, one hall</w:t>
+              <w:t xml:space="preserve">Part 3: Solving the hall equation three ways</w:t>
             </w:r>
           </w:p>
         </w:tc>
@@ -573,7 +1237,7 @@
                 <w:sz w:val="18"/>
                 <w:szCs w:val="18"/>
               </w:rPr>
-              <w:t xml:space="preserve">(a) Show how you would solve w² + 2w − 120 = 0 by completing the square. (b) Show how you would solve it using the quadratic formula. (c) Compare the three methods you have learned (factorisation, completing the square and the quadratic formula). When is each most useful? Use the Nakuru school garden equation x² + 6x = 48 or another example from class to support your answer.</w:t>
+              <w:t xml:space="preserve">(a) Use the Zero Product Property to solve (w + 12)(w - 10) = 0. State the property in your own words. (b) Which solution can be the width of the hall, and why? State the width and length of the hall and check the area. (c) Solve w^2 + 2w - 120 = 0 using the quadratic formula. Show the discriminant D = b^2 - 4ac. (d) Complete the square on w^2 + 2w = 120 to show that the answer is the same. (e) What does the fact that all three methods agree tell you?</w:t>
             </w:r>
           </w:p>
         </w:tc>
@@ -605,7 +1269,7 @@
                 <w:sz w:val="18"/>
                 <w:szCs w:val="18"/>
               </w:rPr>
-              <w:t xml:space="preserve">(a) w² + 2w = 120. Half of 2 is 1, and 1² = 1. Add 1 to both sides: w² + 2w + 1 = 121, so (w + 1)² = 121. Then w + 1 = ±11, so w = 10 or w = −12. (b) a = 1, b = 2, c = −120. w = (−2 ± √(2² − 4(1)(−120))) / 2 = (−2 ± √484) / 2 = (−2 ± 22) / 2. So w = 10 or w = −12. All three methods give the same answers, w = 10 and w = −12, and the context tells us to use w = 10 m. (c) Factorisation is quickest when the equation has integer factor pairs, as in the hall equation. Completing the square always works and shows the geometric meaning, because we can picture a square being completed. It was useful for the Nakuru garden equation x² + 6x = 48 which does not factorise easily over integers. Here, adding 9 gives (x + 3)² = 57. The quadratic formula is a universal tool that works for any quadratic, especially when the discriminant is not an obvious perfect square. The methods are complementary tools, not competitors.</w:t>
+              <w:t xml:space="preserve">(a) Zero Product Property: if A x B = 0 then A = 0 or B = 0. So w + 12 = 0 or w - 10 = 0, giving w = -12 or w = 10. (b) A width cannot be negative, so we reject w = -12. The hall has width 10 m and length 12 m. Check: 10 x 12 = 120 m2, which matches the target. This also matches the w = 10 row of the trial-and-error table. (c) a = 1, b = 2, c = -120. D = 2^2 - 4(1)(-120) = 4 + 480 = 484, and the square root of 484 is 22. w = (-2 +/- 22)/2, so w = 20/2 = 10 or w = -24/2 = -12. D &gt; 0, so there are two real solutions. (d) w^2 + 2w = 120. Add (2/2)^2 = 1 to both sides: w^2 + 2w + 1 = 121, so (w + 1)^2 = 121. Taking square roots gives w + 1 = 11 or w + 1 = -11, so w = 10 or w = -12. (e) The three methods (factorisation, completing the square and the quadratic formula) all give w = 10 or w = -12. Context then tells us to use w = 10, so the hall is width 10 m, length 12 m.</w:t>
             </w:r>
           </w:p>
         </w:tc>
@@ -666,7 +1330,7 @@
                 <w:sz w:val="22"/>
                 <w:szCs w:val="22"/>
               </w:rPr>
-              <w:t xml:space="preserve">Section 4: Interpreting solutions in another community context</w:t>
+              <w:t xml:space="preserve">Part 4: Choosing a method and using context</w:t>
             </w:r>
           </w:p>
         </w:tc>
@@ -700,7 +1364,7 @@
                 <w:sz w:val="18"/>
                 <w:szCs w:val="18"/>
               </w:rPr>
-              <w:t xml:space="preserve">In Lesson 6, a stone was thrown upward from a Mombasa cliff, with height h(t) = −5t² + 20t + 25 metres after t seconds. (a) Write the equation you must solve to find when the stone hits the sea. (b) Use the discriminant to say how many real solutions there will be, before you solve. (c) Solve the equation and state which solution you accept. Explain your choice in a Claim-Evidence-Reasoning format.</w:t>
+              <w:t xml:space="preserve">The Nakuru school garden club has a plot with width x m, length (x + 6) m and area 48 m2, so x^2 + 6x = 48. (a) Explain why factorisation is not a good method here. (b) Solve it by completing the square and give the width and length to 2 d.p. (c) Mama Wanjiru sells mandazi and wants revenue of KES 700 a day. Her equation is p^2 - 30p + 175 = 0, where p is the price in KES. Use the discriminant to find the prices p to 2 d.p. Both prices give the revenue she wants. Which price should she choose, and why? (d) In both problems, how did context help you decide which solution to use?</w:t>
             </w:r>
           </w:p>
         </w:tc>
@@ -732,7 +1396,7 @@
                 <w:sz w:val="18"/>
                 <w:szCs w:val="18"/>
               </w:rPr>
-              <w:t xml:space="preserve">(a) The stone hits the sea when h = 0, so −5t² + 20t + 25 = 0. (b) a = −5, b = 20, c = 25. The discriminant is b² − 4ac = 400 − 4(−5)(25) = 400 + 500 = 900. Since 900 &gt; 0, there are two real solutions. (c) The formula gives t = (−20 ± √900) / (2 × −5) = (−20 ± 30) / (−10). So t = −1 or t = 5. Claim: The stone hits the sea after 5 seconds. Evidence: The equation gives two solutions, t = −1 and t = 5, and both make h = 0. Reasoning: Time cannot be negative in this situation, so t = −1 is rejected. This is the same as rejecting w = −12 in the hall problem. Only the solution that makes sense in context is accepted.</w:t>
+              <w:t xml:space="preserve">(a) We need two integers with product -48 and sum 6, and no such pair exists, so the equation does not factorise. (b) x^2 + 6x = 48. Add (6/2)^2 = 9 to both sides: x^2 + 6x + 9 = 57, so (x + 3)^2 = 57. Then x + 3 = +/- sqrt57, so x = -3 +/- sqrt57. sqrt57 = 7.55, so x = 4.55 or x = -10.55. A width cannot be negative, so the width is 4.55 m and the length is 4.55 + 6 = 10.55 m. Check: 4.55 x 10.55 = 48 m2 (approximately). (c) a = 1, b = -30, c = 175. D = 900 - 700 = 200, sqrt200 = 14.14. p = (30 +/- 14.14)/2, so p = 7.93 or p = 22.07 KES. D &gt; 0, so there are two real solutions. Both give revenue of KES 700, but at 7.93 KES she sells about 88 mandazi and at 22.07 KES only about 32. She should choose 7.93 KES because she sells more mandazi and serves more customers for the same revenue. (d) In the garden, context made us reject the negative width -10.55. In the mandazi problem, both solutions were possible, so context (selling more mandazi) helped us choose the better price. A quadratic equation can have two solutions, and the context decides which one to use.</w:t>
             </w:r>
           </w:p>
         </w:tc>
@@ -793,7 +1457,7 @@
                 <w:sz w:val="22"/>
                 <w:szCs w:val="22"/>
               </w:rPr>
-              <w:t xml:space="preserve">Section 5: Answering the driving question</w:t>
+              <w:t xml:space="preserve">Part 5: Final explanation</w:t>
             </w:r>
           </w:p>
         </w:tc>
@@ -827,7 +1491,7 @@
                 <w:sz w:val="18"/>
                 <w:szCs w:val="18"/>
               </w:rPr>
-              <w:t xml:space="preserve">Write a clear explanation that answers the driving question: How can we use quadratic equations to find unknown dimensions and quantities that help our community solve real planning problems, like building the Harambee hall in Githurai? Use the following in your answer: (i) how quadratic expressions and equations differ from linear ones, (ii) the steps of your unit journey from the hall sketch to a solution, and (iii) why interpreting solutions in context matters. Include at least one other community example from the unit.</w:t>
+              <w:t xml:space="preserve">Answer the driving question in a short written explanation (8 to 10 sentences): How can we use quadratic equations to find unknown dimensions and quantities that help our community solve real planning problems, like building the Harambee hall in Githurai? Your explanation must (1) say how quadratic equations differ from linear ones and why they are necessary, (2) describe how the hall problem was turned into an equation and solved, (3) explain what the discriminant D tells us (D &gt; 0, D = 0 and D &lt; 0) and how context is used to choose a solution, and (4) give one other community problem from Part 4 where quadratic thinking helps, and say how context decided the answer.</w:t>
             </w:r>
           </w:p>
         </w:tc>
@@ -859,7 +1523,7 @@
                 <w:sz w:val="18"/>
                 <w:szCs w:val="18"/>
               </w:rPr>
-              <w:t xml:space="preserve">Quadratic equations help a community find unknown quantities when the unknown is multiplied by itself, as with area. (i) A linear equation has the variable only to the power 1 and can be solved by simple inverse operations. A quadratic equation has a squared term, as in w² + 2w − 120 = 0, and cannot be solved that way, so it is necessary for area and similar problems. (ii) For the Githurai hall, we wrote w(w + 2) = 120, expanded it to w² + 2w − 120 = 0, and identified a = 1, b = 2, c = −120. We factorised it to (w + 12)(w − 10) = 0 and used the Zero Product Property to get w = 10 or w = −12. When factorisation is hard, completing the square and the quadratic formula still work, and the discriminant tells us the number of real solutions before we solve. (iii) Both roots satisfy the equation, but a negative width is physically impossible, so the hall must be 10 m wide and 12 m long, with an area of 120 m². In the Mombasa stone problem we likewise rejected t = −1 and accepted t = 5 seconds. Other examples, such as the Nakuru school garden, Kisumu fish-drying yard or mandazi pricing, can also be modelled and solved. Knowing how to write and solve a quadratic equation lets people answer real questions about land, construction, pricing and planning, instead of guessing.</w:t>
+              <w:t xml:space="preserve">Quadratic equations have an unknown multiplied by itself, so the highest power is 2, while a linear equation such as the perimeter 4w + 4 has highest power 1. We need quadratic equations when a quantity like area is a product of two lengths that both contain the unknown, as in the Githurai hall. The committee knew that the width is w, the length is w + 2 and the area is 120 m2, so w(w + 2) = 120, which becomes w^2 + 2w - 120 = 0. Factorisation, (w + 12)(w - 10) = 0, and the Zero Product Property gave w = 10 or w = -12, and the quadratic formula with D = 484 gave the same solutions. The discriminant tells us the number of real solutions: D &gt; 0 gives two, D = 0 gives one repeated solution and D &lt; 0 gives none. A width cannot be negative, so context makes us reject w = -12, and the hall has width 10 m and length 12 m. Quadratic thinking also helps with other planning problems. For example, Mama Wanjiru's mandazi equation p^2 - 30p + 175 = 0 has D = 200, so it gives two prices, 7.93 KES and 22.07 KES. Both give revenue of KES 700, but context tells her to choose 7.93 KES because she sells more mandazi. So quadratic equations let our community find unknown dimensions and prices for real plans.</w:t>
             </w:r>
           </w:p>
         </w:tc>
@@ -1086,7 +1750,7 @@
                 <w:sz w:val="18"/>
                 <w:szCs w:val="18"/>
               </w:rPr>
-              <w:t xml:space="preserve">Modelling the situation as a quadratic equation</w:t>
+              <w:t xml:space="preserve">Distinguishing quadratic from linear and forming the equation</w:t>
             </w:r>
           </w:p>
         </w:tc>
@@ -1118,7 +1782,7 @@
                 <w:sz w:val="18"/>
                 <w:szCs w:val="18"/>
               </w:rPr>
-              <w:t xml:space="preserve">Writes w(w + 2) = 120 correctly, expands and rearranges accurately to w² + 2w − 120 = 0, identifies a, b and c, and explains clearly why the equation is not linear.</w:t>
+              <w:t xml:space="preserve">Correctly writes w(w + 2) = 120 as w^2 + 2w - 120 = 0, identifies a = 1, b = 2 and c = -120, and clearly explains using w x w and the linear perimeter 4w + 4 why a linear method fails.</w:t>
             </w:r>
           </w:p>
         </w:tc>
@@ -1150,7 +1814,7 @@
                 <w:sz w:val="18"/>
                 <w:szCs w:val="18"/>
               </w:rPr>
-              <w:t xml:space="preserve">Writes and expands the equation correctly and identifies a, b and c, with a partial explanation of why it is not linear.</w:t>
+              <w:t xml:space="preserve">Forms the equation and identifies a, b and c correctly, with a partial explanation of the difference between quadratic and linear.</w:t>
             </w:r>
           </w:p>
         </w:tc>
@@ -1182,7 +1846,7 @@
                 <w:sz w:val="18"/>
                 <w:szCs w:val="18"/>
               </w:rPr>
-              <w:t xml:space="preserve">Has errors in forming or expanding the equation, or cannot identify a, b and c or explain how it differs from a linear equation.</w:t>
+              <w:t xml:space="preserve">Has errors in the equation or in a, b and c, or gives no explanation of why the equation is not linear.</w:t>
             </w:r>
           </w:p>
         </w:tc>
@@ -1216,7 +1880,7 @@
                 <w:sz w:val="18"/>
                 <w:szCs w:val="18"/>
               </w:rPr>
-              <w:t xml:space="preserve">Accuracy of solution methods</w:t>
+              <w:t xml:space="preserve">Expanding and factorising accurately</w:t>
             </w:r>
           </w:p>
         </w:tc>
@@ -1248,7 +1912,7 @@
                 <w:sz w:val="18"/>
                 <w:szCs w:val="18"/>
               </w:rPr>
-              <w:t xml:space="preserve">Solves correctly by factorisation, completing the square and the quadratic formula, with every step shown and checked, and uses the discriminant correctly.</w:t>
+              <w:t xml:space="preserve">Expands (x + 5)(x + 3) and (2x - 1)(3x + 4) correctly, factorises w^2 + 2w - 120 as (w + 12)(w - 10), and checks by expanding.</w:t>
             </w:r>
           </w:p>
         </w:tc>
@@ -1280,7 +1944,7 @@
                 <w:sz w:val="18"/>
                 <w:szCs w:val="18"/>
               </w:rPr>
-              <w:t xml:space="preserve">Solves correctly with at least two methods and shows most steps, with minor slips in the other method or the discriminant.</w:t>
+              <w:t xml:space="preserve">Expands and factorises mostly correctly, with a minor sign or collecting-terms error or no check.</w:t>
             </w:r>
           </w:p>
         </w:tc>
@@ -1312,7 +1976,7 @@
                 <w:sz w:val="18"/>
                 <w:szCs w:val="18"/>
               </w:rPr>
-              <w:t xml:space="preserve">Makes major errors in methods or steps, or uses only one method with limited accuracy.</w:t>
+              <w:t xml:space="preserve">Several errors in expanding or factorising, and no connection made between the two.</w:t>
             </w:r>
           </w:p>
         </w:tc>
@@ -1346,7 +2010,7 @@
                 <w:sz w:val="18"/>
                 <w:szCs w:val="18"/>
               </w:rPr>
-              <w:t xml:space="preserve">Interpreting solutions in context</w:t>
+              <w:t xml:space="preserve">Solving by the three methods</w:t>
             </w:r>
           </w:p>
         </w:tc>
@@ -1378,7 +2042,7 @@
                 <w:sz w:val="18"/>
                 <w:szCs w:val="18"/>
               </w:rPr>
-              <w:t xml:space="preserve">Rejects negative roots with clear reasoning, states hall dimensions of 10 m by 12 m with units, verifies the area of 120 m², and applies the same reasoning to the Mombasa problem.</w:t>
+              <w:t xml:space="preserve">Solves correctly by the Zero Product Property, completing the square and the quadratic formula, including D = 484, and shows the methods agree. Solves the Nakuru and mandazi problems correctly to 2 d.p.</w:t>
             </w:r>
           </w:p>
         </w:tc>
@@ -1410,7 +2074,7 @@
                 <w:sz w:val="18"/>
                 <w:szCs w:val="18"/>
               </w:rPr>
-              <w:t xml:space="preserve">Chooses the correct root and states the dimensions with a brief reason, with some missing checks or units.</w:t>
+              <w:t xml:space="preserve">Solves correctly by at least two methods, with minor slips in the working or rounding.</w:t>
             </w:r>
           </w:p>
         </w:tc>
@@ -1442,7 +2106,7 @@
                 <w:sz w:val="18"/>
                 <w:szCs w:val="18"/>
               </w:rPr>
-              <w:t xml:space="preserve">Accepts both roots without interpretation or gives no reason for the choice.</w:t>
+              <w:t xml:space="preserve">Can solve by one method only, or makes major errors in the formula, the discriminant or the square roots.</w:t>
             </w:r>
           </w:p>
         </w:tc>
@@ -1476,7 +2140,7 @@
                 <w:sz w:val="18"/>
                 <w:szCs w:val="18"/>
               </w:rPr>
-              <w:t xml:space="preserve">Comparing methods and using evidence</w:t>
+              <w:t xml:space="preserve">Using context and the discriminant to judge solutions</w:t>
             </w:r>
           </w:p>
         </w:tc>
@@ -1508,7 +2172,7 @@
                 <w:sz w:val="18"/>
                 <w:szCs w:val="18"/>
               </w:rPr>
-              <w:t xml:space="preserve">Explains when each method is most useful with specific examples from the unit, such as the Nakuru garden, and uses Claim-Evidence-Reasoning.</w:t>
+              <w:t xml:space="preserve">Rejects w = -12 with a clear reason, states width 10 m and length 12 m with a check of 120 m2, explains D &gt; 0, D = 0 and D &lt; 0 correctly, and justifies the mandazi price choice.</w:t>
             </w:r>
           </w:p>
         </w:tc>
@@ -1540,7 +2204,7 @@
                 <w:sz w:val="18"/>
                 <w:szCs w:val="18"/>
               </w:rPr>
-              <w:t xml:space="preserve">Describes when each method is useful, with general or limited examples.</w:t>
+              <w:t xml:space="preserve">Rejects the impossible solution and states the answer, with a limited explanation of D or of the price choice.</w:t>
             </w:r>
           </w:p>
         </w:tc>
@@ -1572,7 +2236,7 @@
                 <w:sz w:val="18"/>
                 <w:szCs w:val="18"/>
               </w:rPr>
-              <w:t xml:space="preserve">Gives vague or incorrect comparisons with no supporting examples.</w:t>
+              <w:t xml:space="preserve">Gives both solutions without choosing, or gives no reason for rejecting one.</w:t>
             </w:r>
           </w:p>
         </w:tc>
@@ -1606,7 +2270,7 @@
                 <w:sz w:val="18"/>
                 <w:szCs w:val="18"/>
               </w:rPr>
-              <w:t xml:space="preserve">Communicating the answer to the driving question</w:t>
+              <w:t xml:space="preserve">Final explanation and communication</w:t>
             </w:r>
           </w:p>
         </w:tc>
@@ -1638,7 +2302,7 @@
                 <w:sz w:val="18"/>
                 <w:szCs w:val="18"/>
               </w:rPr>
-              <w:t xml:space="preserve">Gives a coherent, well-organised explanation linking the unit journey to community planning, with precise mathematical vocabulary and another Kenyan example.</w:t>
+              <w:t xml:space="preserve">Gives a clear, connected explanation answering the driving question with the hall data, correct terms (solutions, discriminant, Zero Product Property) and another community example.</w:t>
             </w:r>
           </w:p>
         </w:tc>
@@ -1670,7 +2334,7 @@
                 <w:sz w:val="18"/>
                 <w:szCs w:val="18"/>
               </w:rPr>
-              <w:t xml:space="preserve">Gives a mostly clear explanation of the journey and its community use, with some gaps in vocabulary or links.</w:t>
+              <w:t xml:space="preserve">Explanation covers most required points with mostly correct terms but limited links.</w:t>
             </w:r>
           </w:p>
         </w:tc>
@@ -1702,7 +2366,7 @@
                 <w:sz w:val="18"/>
                 <w:szCs w:val="18"/>
               </w:rPr>
-              <w:t xml:space="preserve">Gives a disjointed or incomplete explanation that does not link quadratics to community problems.</w:t>
+              <w:t xml:space="preserve">Explanation is incomplete or does not use evidence from the lessons.</w:t>
             </w:r>
           </w:p>
         </w:tc>
@@ -1826,7 +2490,7 @@
         </w:rPr>
         <w:t xml:space="preserve">© 2026 SeaVuria and ARES. This work is licensed under a </w:t>
       </w:r>
-      <w:hyperlink w:history="1" r:id="rId8616likhmuok8qqcqsvtd">
+      <w:hyperlink w:history="1" r:id="rIdsj4oqcurnfpwcyskimjxm">
         <w:r>
           <w:rPr>
             <w:rFonts w:ascii="Arial" w:cs="Arial" w:eastAsia="Arial" w:hAnsi="Arial"/>
@@ -1846,7 +2510,7 @@
         </w:rPr>
         <w:t xml:space="preserve"> (</w:t>
       </w:r>
-      <w:hyperlink w:history="1" r:id="rId-8dmqu40ep6inedjo4unc">
+      <w:hyperlink w:history="1" r:id="rIdvapu2vpggns0u1_zf9woy">
         <w:r>
           <w:rPr>
             <w:rFonts w:ascii="Arial" w:cs="Arial" w:eastAsia="Arial" w:hAnsi="Arial"/>
@@ -1866,7 +2530,7 @@
         </w:rPr>
         <w:t xml:space="preserve">). To view a copy of this license, visit </w:t>
       </w:r>
-      <w:hyperlink w:history="1" r:id="rId4b9adbbecqcnboe4r-bqi">
+      <w:hyperlink w:history="1" r:id="rId-0dyo8varxc9ezcyucq6u">
         <w:r>
           <w:rPr>
             <w:rFonts w:ascii="Arial" w:cs="Arial" w:eastAsia="Arial" w:hAnsi="Arial"/>

--- a/data/outputs/v2/Maths/SS1.3_Quadratic_Equations/Mathematics_Quadratic_Equations_FinalExplanation_TeacherKey.docx
+++ b/data/outputs/v2/Maths/SS1.3_Quadratic_Equations/Mathematics_Quadratic_Equations_FinalExplanation_TeacherKey.docx
@@ -4,6 +4,7 @@
   <w:body>
     <w:p>
       <w:pPr>
+        <w:keepNext w:val="false"/>
         <w:spacing w:after="30" w:before="0"/>
         <w:jc w:val="center"/>
       </w:pPr>
@@ -23,6 +24,7 @@
     </w:p>
     <w:p>
       <w:pPr>
+        <w:keepNext w:val="false"/>
         <w:spacing w:after="60" w:before="0"/>
         <w:jc w:val="center"/>
       </w:pPr>
@@ -81,6 +83,7 @@
           </w:tcPr>
           <w:p>
             <w:pPr>
+              <w:keepNext w:val="false"/>
               <w:spacing w:after="40" w:before="0"/>
               <w:jc w:val="center"/>
             </w:pPr>
@@ -116,6 +119,7 @@
           </w:tcPr>
           <w:p>
             <w:pPr>
+              <w:keepNext w:val="false"/>
               <w:spacing w:after="40" w:before="0"/>
               <w:jc w:val="center"/>
             </w:pPr>
@@ -176,6 +180,7 @@
           </w:tcPr>
           <w:p>
             <w:pPr>
+              <w:keepNext w:val="false"/>
               <w:spacing w:after="40" w:before="0"/>
               <w:jc w:val="center"/>
             </w:pPr>
@@ -210,6 +215,7 @@
           </w:tcPr>
           <w:p>
             <w:pPr>
+              <w:keepNext w:val="false"/>
               <w:spacing w:after="40" w:before="0"/>
               <w:jc w:val="left"/>
             </w:pPr>
@@ -271,6 +277,7 @@
           </w:tcPr>
           <w:p>
             <w:pPr>
+              <w:keepNext/>
               <w:spacing w:after="40" w:before="0"/>
               <w:jc w:val="center"/>
             </w:pPr>
@@ -305,6 +312,7 @@
           </w:tcPr>
           <w:p>
             <w:pPr>
+              <w:keepNext w:val="false"/>
               <w:spacing w:after="40" w:before="0"/>
               <w:jc w:val="left"/>
             </w:pPr>
@@ -324,6 +332,7 @@
           </w:p>
           <w:p>
             <w:pPr>
+              <w:keepNext w:val="false"/>
               <w:spacing w:after="40" w:before="0"/>
               <w:jc w:val="left"/>
             </w:pPr>
@@ -374,6 +383,7 @@
                 </w:tcPr>
                 <w:p>
                   <w:pPr>
+                    <w:keepNext w:val="false"/>
                     <w:spacing w:after="40" w:before="0"/>
                     <w:jc w:val="left"/>
                   </w:pPr>
@@ -406,6 +416,7 @@
                 </w:tcPr>
                 <w:p>
                   <w:pPr>
+                    <w:keepNext w:val="false"/>
                     <w:spacing w:after="40" w:before="0"/>
                     <w:jc w:val="left"/>
                   </w:pPr>
@@ -438,6 +449,7 @@
                 </w:tcPr>
                 <w:p>
                   <w:pPr>
+                    <w:keepNext w:val="false"/>
                     <w:spacing w:after="40" w:before="0"/>
                     <w:jc w:val="left"/>
                   </w:pPr>
@@ -472,6 +484,7 @@
                 </w:tcPr>
                 <w:p>
                   <w:pPr>
+                    <w:keepNext w:val="false"/>
                     <w:spacing w:after="40" w:before="0"/>
                     <w:jc w:val="left"/>
                   </w:pPr>
@@ -504,6 +517,7 @@
                 </w:tcPr>
                 <w:p>
                   <w:pPr>
+                    <w:keepNext w:val="false"/>
                     <w:spacing w:after="40" w:before="0"/>
                     <w:jc w:val="left"/>
                   </w:pPr>
@@ -536,6 +550,7 @@
                 </w:tcPr>
                 <w:p>
                   <w:pPr>
+                    <w:keepNext w:val="false"/>
                     <w:spacing w:after="40" w:before="0"/>
                     <w:jc w:val="left"/>
                   </w:pPr>
@@ -570,6 +585,7 @@
                 </w:tcPr>
                 <w:p>
                   <w:pPr>
+                    <w:keepNext w:val="false"/>
                     <w:spacing w:after="40" w:before="0"/>
                     <w:jc w:val="left"/>
                   </w:pPr>
@@ -602,6 +618,7 @@
                 </w:tcPr>
                 <w:p>
                   <w:pPr>
+                    <w:keepNext w:val="false"/>
                     <w:spacing w:after="40" w:before="0"/>
                     <w:jc w:val="left"/>
                   </w:pPr>
@@ -634,6 +651,7 @@
                 </w:tcPr>
                 <w:p>
                   <w:pPr>
+                    <w:keepNext w:val="false"/>
                     <w:spacing w:after="40" w:before="0"/>
                     <w:jc w:val="left"/>
                   </w:pPr>
@@ -668,6 +686,7 @@
                 </w:tcPr>
                 <w:p>
                   <w:pPr>
+                    <w:keepNext w:val="false"/>
                     <w:spacing w:after="40" w:before="0"/>
                     <w:jc w:val="left"/>
                   </w:pPr>
@@ -700,6 +719,7 @@
                 </w:tcPr>
                 <w:p>
                   <w:pPr>
+                    <w:keepNext w:val="false"/>
                     <w:spacing w:after="40" w:before="0"/>
                     <w:jc w:val="left"/>
                   </w:pPr>
@@ -732,6 +752,7 @@
                 </w:tcPr>
                 <w:p>
                   <w:pPr>
+                    <w:keepNext w:val="false"/>
                     <w:spacing w:after="40" w:before="0"/>
                     <w:jc w:val="left"/>
                   </w:pPr>
@@ -766,6 +787,7 @@
                 </w:tcPr>
                 <w:p>
                   <w:pPr>
+                    <w:keepNext w:val="false"/>
                     <w:spacing w:after="40" w:before="0"/>
                     <w:jc w:val="left"/>
                   </w:pPr>
@@ -798,6 +820,7 @@
                 </w:tcPr>
                 <w:p>
                   <w:pPr>
+                    <w:keepNext w:val="false"/>
                     <w:spacing w:after="40" w:before="0"/>
                     <w:jc w:val="left"/>
                   </w:pPr>
@@ -830,6 +853,7 @@
                 </w:tcPr>
                 <w:p>
                   <w:pPr>
+                    <w:keepNext w:val="false"/>
                     <w:spacing w:after="40" w:before="0"/>
                     <w:jc w:val="left"/>
                   </w:pPr>
@@ -864,6 +888,7 @@
                 </w:tcPr>
                 <w:p>
                   <w:pPr>
+                    <w:keepNext w:val="false"/>
                     <w:spacing w:after="40" w:before="0"/>
                     <w:jc w:val="left"/>
                   </w:pPr>
@@ -896,6 +921,7 @@
                 </w:tcPr>
                 <w:p>
                   <w:pPr>
+                    <w:keepNext w:val="false"/>
                     <w:spacing w:after="40" w:before="0"/>
                     <w:jc w:val="left"/>
                   </w:pPr>
@@ -928,6 +954,7 @@
                 </w:tcPr>
                 <w:p>
                   <w:pPr>
+                    <w:keepNext w:val="false"/>
                     <w:spacing w:after="40" w:before="0"/>
                     <w:jc w:val="left"/>
                   </w:pPr>
@@ -950,6 +977,7 @@
           </w:tbl>
           <w:p>
             <w:pPr>
+              <w:keepNext w:val="false"/>
               <w:spacing w:after="60" w:before="0"/>
               <w:jc w:val="left"/>
             </w:pPr>
@@ -969,6 +997,7 @@
           </w:p>
           <w:p>
             <w:pPr>
+              <w:keepNext w:val="false"/>
               <w:spacing w:after="60" w:before="0"/>
               <w:jc w:val="left"/>
             </w:pPr>
@@ -1001,6 +1030,7 @@
           </w:tcPr>
           <w:p>
             <w:pPr>
+              <w:keepNext w:val="false"/>
               <w:spacing w:after="40" w:before="0"/>
               <w:jc w:val="left"/>
             </w:pPr>
@@ -1062,6 +1092,7 @@
           </w:tcPr>
           <w:p>
             <w:pPr>
+              <w:keepNext/>
               <w:spacing w:after="40" w:before="0"/>
               <w:jc w:val="center"/>
             </w:pPr>
@@ -1096,6 +1127,7 @@
           </w:tcPr>
           <w:p>
             <w:pPr>
+              <w:keepNext w:val="false"/>
               <w:spacing w:after="40" w:before="0"/>
               <w:jc w:val="left"/>
             </w:pPr>
@@ -1128,6 +1160,7 @@
           </w:tcPr>
           <w:p>
             <w:pPr>
+              <w:keepNext w:val="false"/>
               <w:spacing w:after="40" w:before="0"/>
               <w:jc w:val="left"/>
             </w:pPr>
@@ -1189,6 +1222,7 @@
           </w:tcPr>
           <w:p>
             <w:pPr>
+              <w:keepNext/>
               <w:spacing w:after="40" w:before="0"/>
               <w:jc w:val="center"/>
             </w:pPr>
@@ -1223,6 +1257,7 @@
           </w:tcPr>
           <w:p>
             <w:pPr>
+              <w:keepNext w:val="false"/>
               <w:spacing w:after="40" w:before="0"/>
               <w:jc w:val="left"/>
             </w:pPr>
@@ -1255,6 +1290,7 @@
           </w:tcPr>
           <w:p>
             <w:pPr>
+              <w:keepNext w:val="false"/>
               <w:spacing w:after="40" w:before="0"/>
               <w:jc w:val="left"/>
             </w:pPr>
@@ -1316,6 +1352,7 @@
           </w:tcPr>
           <w:p>
             <w:pPr>
+              <w:keepNext/>
               <w:spacing w:after="40" w:before="0"/>
               <w:jc w:val="center"/>
             </w:pPr>
@@ -1350,6 +1387,7 @@
           </w:tcPr>
           <w:p>
             <w:pPr>
+              <w:keepNext w:val="false"/>
               <w:spacing w:after="40" w:before="0"/>
               <w:jc w:val="left"/>
             </w:pPr>
@@ -1382,6 +1420,7 @@
           </w:tcPr>
           <w:p>
             <w:pPr>
+              <w:keepNext w:val="false"/>
               <w:spacing w:after="40" w:before="0"/>
               <w:jc w:val="left"/>
             </w:pPr>
@@ -1443,6 +1482,7 @@
           </w:tcPr>
           <w:p>
             <w:pPr>
+              <w:keepNext/>
               <w:spacing w:after="40" w:before="0"/>
               <w:jc w:val="center"/>
             </w:pPr>
@@ -1477,6 +1517,7 @@
           </w:tcPr>
           <w:p>
             <w:pPr>
+              <w:keepNext w:val="false"/>
               <w:spacing w:after="40" w:before="0"/>
               <w:jc w:val="left"/>
             </w:pPr>
@@ -1509,6 +1550,7 @@
           </w:tcPr>
           <w:p>
             <w:pPr>
+              <w:keepNext w:val="false"/>
               <w:spacing w:after="40" w:before="0"/>
               <w:jc w:val="left"/>
             </w:pPr>
@@ -1572,6 +1614,7 @@
           </w:tcPr>
           <w:p>
             <w:pPr>
+              <w:keepNext w:val="false"/>
               <w:spacing w:after="40" w:before="0"/>
               <w:jc w:val="center"/>
             </w:pPr>
@@ -1606,6 +1649,7 @@
           </w:tcPr>
           <w:p>
             <w:pPr>
+              <w:keepNext w:val="false"/>
               <w:spacing w:after="40" w:before="0"/>
               <w:jc w:val="left"/>
             </w:pPr>
@@ -1638,6 +1682,7 @@
           </w:tcPr>
           <w:p>
             <w:pPr>
+              <w:keepNext w:val="false"/>
               <w:spacing w:after="40" w:before="0"/>
               <w:jc w:val="left"/>
             </w:pPr>
@@ -1670,6 +1715,7 @@
           </w:tcPr>
           <w:p>
             <w:pPr>
+              <w:keepNext w:val="false"/>
               <w:spacing w:after="40" w:before="0"/>
               <w:jc w:val="left"/>
             </w:pPr>
@@ -1702,6 +1748,7 @@
           </w:tcPr>
           <w:p>
             <w:pPr>
+              <w:keepNext w:val="false"/>
               <w:spacing w:after="40" w:before="0"/>
               <w:jc w:val="left"/>
             </w:pPr>
@@ -1736,6 +1783,7 @@
           </w:tcPr>
           <w:p>
             <w:pPr>
+              <w:keepNext w:val="false"/>
               <w:spacing w:after="40" w:before="0"/>
               <w:jc w:val="left"/>
             </w:pPr>
@@ -1768,6 +1816,7 @@
           </w:tcPr>
           <w:p>
             <w:pPr>
+              <w:keepNext w:val="false"/>
               <w:spacing w:after="40" w:before="0"/>
               <w:jc w:val="left"/>
             </w:pPr>
@@ -1800,6 +1849,7 @@
           </w:tcPr>
           <w:p>
             <w:pPr>
+              <w:keepNext w:val="false"/>
               <w:spacing w:after="40" w:before="0"/>
               <w:jc w:val="left"/>
             </w:pPr>
@@ -1832,6 +1882,7 @@
           </w:tcPr>
           <w:p>
             <w:pPr>
+              <w:keepNext w:val="false"/>
               <w:spacing w:after="40" w:before="0"/>
               <w:jc w:val="left"/>
             </w:pPr>
@@ -1866,6 +1917,7 @@
           </w:tcPr>
           <w:p>
             <w:pPr>
+              <w:keepNext w:val="false"/>
               <w:spacing w:after="40" w:before="0"/>
               <w:jc w:val="left"/>
             </w:pPr>
@@ -1898,6 +1950,7 @@
           </w:tcPr>
           <w:p>
             <w:pPr>
+              <w:keepNext w:val="false"/>
               <w:spacing w:after="40" w:before="0"/>
               <w:jc w:val="left"/>
             </w:pPr>
@@ -1930,6 +1983,7 @@
           </w:tcPr>
           <w:p>
             <w:pPr>
+              <w:keepNext w:val="false"/>
               <w:spacing w:after="40" w:before="0"/>
               <w:jc w:val="left"/>
             </w:pPr>
@@ -1962,6 +2016,7 @@
           </w:tcPr>
           <w:p>
             <w:pPr>
+              <w:keepNext w:val="false"/>
               <w:spacing w:after="40" w:before="0"/>
               <w:jc w:val="left"/>
             </w:pPr>
@@ -1996,6 +2051,7 @@
           </w:tcPr>
           <w:p>
             <w:pPr>
+              <w:keepNext w:val="false"/>
               <w:spacing w:after="40" w:before="0"/>
               <w:jc w:val="left"/>
             </w:pPr>
@@ -2028,6 +2084,7 @@
           </w:tcPr>
           <w:p>
             <w:pPr>
+              <w:keepNext w:val="false"/>
               <w:spacing w:after="40" w:before="0"/>
               <w:jc w:val="left"/>
             </w:pPr>
@@ -2060,6 +2117,7 @@
           </w:tcPr>
           <w:p>
             <w:pPr>
+              <w:keepNext w:val="false"/>
               <w:spacing w:after="40" w:before="0"/>
               <w:jc w:val="left"/>
             </w:pPr>
@@ -2092,6 +2150,7 @@
           </w:tcPr>
           <w:p>
             <w:pPr>
+              <w:keepNext w:val="false"/>
               <w:spacing w:after="40" w:before="0"/>
               <w:jc w:val="left"/>
             </w:pPr>
@@ -2126,6 +2185,7 @@
           </w:tcPr>
           <w:p>
             <w:pPr>
+              <w:keepNext w:val="false"/>
               <w:spacing w:after="40" w:before="0"/>
               <w:jc w:val="left"/>
             </w:pPr>
@@ -2158,6 +2218,7 @@
           </w:tcPr>
           <w:p>
             <w:pPr>
+              <w:keepNext w:val="false"/>
               <w:spacing w:after="40" w:before="0"/>
               <w:jc w:val="left"/>
             </w:pPr>
@@ -2190,6 +2251,7 @@
           </w:tcPr>
           <w:p>
             <w:pPr>
+              <w:keepNext w:val="false"/>
               <w:spacing w:after="40" w:before="0"/>
               <w:jc w:val="left"/>
             </w:pPr>
@@ -2222,6 +2284,7 @@
           </w:tcPr>
           <w:p>
             <w:pPr>
+              <w:keepNext w:val="false"/>
               <w:spacing w:after="40" w:before="0"/>
               <w:jc w:val="left"/>
             </w:pPr>
@@ -2256,6 +2319,7 @@
           </w:tcPr>
           <w:p>
             <w:pPr>
+              <w:keepNext w:val="false"/>
               <w:spacing w:after="40" w:before="0"/>
               <w:jc w:val="left"/>
             </w:pPr>
@@ -2288,6 +2352,7 @@
           </w:tcPr>
           <w:p>
             <w:pPr>
+              <w:keepNext w:val="false"/>
               <w:spacing w:after="40" w:before="0"/>
               <w:jc w:val="left"/>
             </w:pPr>
@@ -2320,6 +2385,7 @@
           </w:tcPr>
           <w:p>
             <w:pPr>
+              <w:keepNext w:val="false"/>
               <w:spacing w:after="40" w:before="0"/>
               <w:jc w:val="left"/>
             </w:pPr>
@@ -2352,6 +2418,7 @@
           </w:tcPr>
           <w:p>
             <w:pPr>
+              <w:keepNext w:val="false"/>
               <w:spacing w:after="40" w:before="0"/>
               <w:jc w:val="left"/>
             </w:pPr>
@@ -2490,7 +2557,7 @@
         </w:rPr>
         <w:t xml:space="preserve">© 2026 SeaVuria and ARES. This work is licensed under a </w:t>
       </w:r>
-      <w:hyperlink w:history="1" r:id="rIdsj4oqcurnfpwcyskimjxm">
+      <w:hyperlink w:history="1" r:id="rIds5ed1iuotnnhgtyiudaap">
         <w:r>
           <w:rPr>
             <w:rFonts w:ascii="Arial" w:cs="Arial" w:eastAsia="Arial" w:hAnsi="Arial"/>
@@ -2510,7 +2577,7 @@
         </w:rPr>
         <w:t xml:space="preserve"> (</w:t>
       </w:r>
-      <w:hyperlink w:history="1" r:id="rIdvapu2vpggns0u1_zf9woy">
+      <w:hyperlink w:history="1" r:id="rIdvwoxoajm-ofar-6rneagf">
         <w:r>
           <w:rPr>
             <w:rFonts w:ascii="Arial" w:cs="Arial" w:eastAsia="Arial" w:hAnsi="Arial"/>
@@ -2530,7 +2597,7 @@
         </w:rPr>
         <w:t xml:space="preserve">). To view a copy of this license, visit </w:t>
       </w:r>
-      <w:hyperlink w:history="1" r:id="rId-0dyo8varxc9ezcyucq6u">
+      <w:hyperlink w:history="1" r:id="rIdsa2wzykrqit1vyh_ymu6a">
         <w:r>
           <w:rPr>
             <w:rFonts w:ascii="Arial" w:cs="Arial" w:eastAsia="Arial" w:hAnsi="Arial"/>

--- a/data/outputs/v2/Maths/SS1.3_Quadratic_Equations/Mathematics_Quadratic_Equations_FinalExplanation_TeacherKey.docx
+++ b/data/outputs/v2/Maths/SS1.3_Quadratic_Equations/Mathematics_Quadratic_Equations_FinalExplanation_TeacherKey.docx
@@ -2557,7 +2557,7 @@
         </w:rPr>
         <w:t xml:space="preserve">© 2026 SeaVuria and ARES. This work is licensed under a </w:t>
       </w:r>
-      <w:hyperlink w:history="1" r:id="rIds5ed1iuotnnhgtyiudaap">
+      <w:hyperlink w:history="1" r:id="rId6ymwad5xdhmm8owsi5nf3">
         <w:r>
           <w:rPr>
             <w:rFonts w:ascii="Arial" w:cs="Arial" w:eastAsia="Arial" w:hAnsi="Arial"/>
@@ -2577,7 +2577,7 @@
         </w:rPr>
         <w:t xml:space="preserve"> (</w:t>
       </w:r>
-      <w:hyperlink w:history="1" r:id="rIdvwoxoajm-ofar-6rneagf">
+      <w:hyperlink w:history="1" r:id="rIda58wvk4_ommls5ognaeu7">
         <w:r>
           <w:rPr>
             <w:rFonts w:ascii="Arial" w:cs="Arial" w:eastAsia="Arial" w:hAnsi="Arial"/>
@@ -2597,7 +2597,7 @@
         </w:rPr>
         <w:t xml:space="preserve">). To view a copy of this license, visit </w:t>
       </w:r>
-      <w:hyperlink w:history="1" r:id="rIdsa2wzykrqit1vyh_ymu6a">
+      <w:hyperlink w:history="1" r:id="rIdidx9o_ejvpsb1ozblv4o2">
         <w:r>
           <w:rPr>
             <w:rFonts w:ascii="Arial" w:cs="Arial" w:eastAsia="Arial" w:hAnsi="Arial"/>
